--- a/01-tavares-claims-grc-program/artifacts/business_impact_analysis.docx
+++ b/01-tavares-claims-grc-program/artifacts/business_impact_analysis.docx
@@ -47,7 +47,7 @@
           <w:sz w:val="20"/>
           <w:szCs w:val="20"/>
         </w:rPr>
-        <w:t xml:space="preserve">Prepared by: GRC Function | Date: 2026-02-15 | Next Review: 2027-02-15</w:t>
+        <w:t>Prepared by: GRC Function | Date: 2026-02-19 | Next Review: 2027-02-19</w:t>
       </w:r>
     </w:p>
     <w:p>
